--- a/data_store/word/Phục hồi chức năng sàn chậu và lợi ích đối với các bà mẹ sau sinh.docx
+++ b/data_store/word/Phục hồi chức năng sàn chậu và lợi ích đối với các bà mẹ sau sinh.docx
@@ -189,7 +189,7 @@
         <w:pStyle w:val="NormalWeb"/>
       </w:pPr>
       <w:r>
-        <w:t>Các bằng chứng khoa học cho thấy phương pháp này còn giúp người tập cải thiện ham muốn tình dục, kéo dài thời gian quan hệ, tăng hưng phấn và phát huy lợi ích đến sức khỏe tình dục nói chung.</w:t>
+        <w:tab/>
       </w:r>
     </w:p>
     <w:p>
@@ -197,7 +197,6 @@
         <w:pStyle w:val="NormalWeb"/>
       </w:pPr>
       <w:r>
-        <w:lastRenderedPageBreak/>
         <w:t xml:space="preserve">Bài tập này cũng đặc biệt hữu hiệu cho phụ nữ sau khi sinh con, nhất là các bà mẹ chọn </w:t>
       </w:r>
       <w:hyperlink r:id="rId9" w:history="1">
@@ -212,7 +211,11 @@
         </w:r>
       </w:hyperlink>
       <w:r>
-        <w:t xml:space="preserve">. Bình thường, phải mất vài tháng, thậm chí vài năm sau khi sinh con, âm đạo của người phụ nữ mới có thể săn chắc trở lại sau một lần chuyển dạ. Tuy nhiên, thời gian này sẽ rút ngắn lại nếu kiên trì tập luyện bài tập Kegel. Các động tác tập Kegel còn giúp phụ nữ sau sinh phòng ngừa </w:t>
+        <w:t xml:space="preserve">. Bình thường, phải mất vài tháng, thậm chí vài năm sau khi sinh con, âm đạo của người phụ nữ mới có thể săn chắc trở lại sau một lần chuyển dạ. Tuy nhiên, thời gian này sẽ </w:t>
+      </w:r>
+      <w:r>
+        <w:lastRenderedPageBreak/>
+        <w:t xml:space="preserve">rút ngắn lại nếu kiên trì tập luyện bài tập Kegel. Các động tác tập Kegel còn giúp phụ nữ sau sinh phòng ngừa </w:t>
       </w:r>
       <w:hyperlink r:id="rId10" w:history="1">
         <w:r>
@@ -417,15 +420,15 @@
         <w:pStyle w:val="NormalWeb"/>
       </w:pPr>
       <w:r>
+        <w:t>Hãy rửa sạch tay của bạn trước khi tập luyện. Hãy luồn một ngón tay của bạn vào âm đạo và tìm cách co cơ âm đạo thắt chặt lấy ngón tay của bạn. Bạn sẽ cảm thấy âm đạo co lại.</w:t>
+      </w:r>
+    </w:p>
+    <w:p>
+      <w:pPr>
+        <w:pStyle w:val="NormalWeb"/>
+      </w:pPr>
+      <w:r>
         <w:lastRenderedPageBreak/>
-        <w:t>Hãy rửa sạch tay của bạn trước khi tập luyện. Hãy luồn một ngón tay của bạn vào âm đạo và tìm cách co cơ âm đạo thắt chặt lấy ngón tay của bạn. Bạn sẽ cảm thấy âm đạo co lại.</w:t>
-      </w:r>
-    </w:p>
-    <w:p>
-      <w:pPr>
-        <w:pStyle w:val="NormalWeb"/>
-      </w:pPr>
-      <w:r>
         <w:t>Bài tập này đã nâng cao và khó hơn bài tập trên một chút. Chính vì vậy đừng nản lòng nếu bạn không làm được ngay.</w:t>
       </w:r>
     </w:p>
@@ -628,16 +631,19 @@
         <w:pStyle w:val="Heading3"/>
       </w:pPr>
       <w:r>
+        <w:t>2.3. Bài tập thể dục cho cơ khung chậu</w:t>
+      </w:r>
+    </w:p>
+    <w:p>
+      <w:pPr>
+        <w:pStyle w:val="NormalWeb"/>
+      </w:pPr>
+      <w:r>
+        <w:t xml:space="preserve">Bài tập Kegel vẫn được cho là tốt nhất cho các cơ sàn chậu. Nếu bạn không thích tập bài tập kegel, bạn có thể tập 5 động tác dưới đây để tăng cường sức khỏe cho các cơ sàn chậu. Các cơ </w:t>
+      </w:r>
+      <w:r>
         <w:lastRenderedPageBreak/>
-        <w:t>2.3. Bài tập thể dục cho cơ khung chậu</w:t>
-      </w:r>
-    </w:p>
-    <w:p>
-      <w:pPr>
-        <w:pStyle w:val="NormalWeb"/>
-      </w:pPr>
-      <w:r>
-        <w:t>Bài tập Kegel vẫn được cho là tốt nhất cho các cơ sàn chậu. Nếu bạn không thích tập bài tập kegel, bạn có thể tập 5 động tác dưới đây để tăng cường sức khỏe cho các cơ sàn chậu. Các cơ sàn chậu khỏe mạnh sẽ có tác dụng ngăn ngừa tình trạng són tiểu, són phân (nhất là khi hắt hơi và tăng cảm xúc trong quan hệ tình dục).</w:t>
+        <w:t>sàn chậu khỏe mạnh sẽ có tác dụng ngăn ngừa tình trạng són tiểu, són phân (nhất là khi hắt hơi và tăng cảm xúc trong quan hệ tình dục).</w:t>
       </w:r>
     </w:p>
     <w:p/>
@@ -909,8 +915,32 @@
         <w:pStyle w:val="Heading4"/>
       </w:pPr>
       <w:r>
+        <w:t>2.3.5. Ngồi xổm</w:t>
+      </w:r>
+    </w:p>
+    <w:p>
+      <w:pPr>
+        <w:numPr>
+          <w:ilvl w:val="0"/>
+          <w:numId w:val="12"/>
+        </w:numPr>
+        <w:spacing w:before="100" w:beforeAutospacing="1" w:after="100" w:afterAutospacing="1" w:line="240" w:lineRule="auto"/>
+      </w:pPr>
+      <w:r>
+        <w:t>Đứng với chân rộng hơn so với hông.</w:t>
+      </w:r>
+    </w:p>
+    <w:p>
+      <w:pPr>
+        <w:numPr>
+          <w:ilvl w:val="0"/>
+          <w:numId w:val="12"/>
+        </w:numPr>
+        <w:spacing w:before="100" w:beforeAutospacing="1" w:after="100" w:afterAutospacing="1" w:line="240" w:lineRule="auto"/>
+      </w:pPr>
+      <w:r>
         <w:lastRenderedPageBreak/>
-        <w:t>2.3.5. Ngồi xổm</w:t>
+        <w:t>Uốn cong đầu gối của bạn và ngồi xổm xuống như thể bạn đang ngồi trong một chiếc ghế cho đến khi đùi song song với sàn nhà.</w:t>
       </w:r>
     </w:p>
     <w:p>
@@ -922,7 +952,7 @@
         <w:spacing w:before="100" w:beforeAutospacing="1" w:after="100" w:afterAutospacing="1" w:line="240" w:lineRule="auto"/>
       </w:pPr>
       <w:r>
-        <w:t>Đứng với chân rộng hơn so với hông.</w:t>
+        <w:t>Giữ cho cơ bụng của bạn thắt lại và thân người càng thẳng càng tốt, đầu gối không vượt quá các ngón chân.</w:t>
       </w:r>
     </w:p>
     <w:p>
@@ -934,7 +964,7 @@
         <w:spacing w:before="100" w:beforeAutospacing="1" w:after="100" w:afterAutospacing="1" w:line="240" w:lineRule="auto"/>
       </w:pPr>
       <w:r>
-        <w:t>Uốn cong đầu gối của bạn và ngồi xổm xuống như thể bạn đang ngồi trong một chiếc ghế cho đến khi đùi song song với sàn nhà.</w:t>
+        <w:t>Đứng thẳng lên để trở lại vị trí bắt đầu và lặp lại.</w:t>
       </w:r>
     </w:p>
     <w:p>
@@ -945,40 +975,16 @@
         </w:numPr>
         <w:spacing w:before="100" w:beforeAutospacing="1" w:after="100" w:afterAutospacing="1" w:line="240" w:lineRule="auto"/>
       </w:pPr>
-      <w:r>
-        <w:t>Giữ cho cơ bụng của bạn thắt lại và thân người càng thẳng càng tốt, đầu gối không vượt quá các ngón chân.</w:t>
-      </w:r>
-    </w:p>
-    <w:p>
-      <w:pPr>
-        <w:numPr>
-          <w:ilvl w:val="0"/>
-          <w:numId w:val="12"/>
-        </w:numPr>
-        <w:spacing w:before="100" w:beforeAutospacing="1" w:after="100" w:afterAutospacing="1" w:line="240" w:lineRule="auto"/>
-      </w:pPr>
-      <w:r>
-        <w:t>Đứng thẳng lên để trở lại vị trí bắt đầu và lặp lại.</w:t>
-      </w:r>
-    </w:p>
-    <w:p>
-      <w:pPr>
-        <w:numPr>
-          <w:ilvl w:val="0"/>
-          <w:numId w:val="12"/>
-        </w:numPr>
-        <w:spacing w:before="100" w:beforeAutospacing="1" w:after="100" w:afterAutospacing="1" w:line="240" w:lineRule="auto"/>
-      </w:pPr>
+      <w:bookmarkStart w:id="0" w:name="_GoBack"/>
       <w:r>
         <w:t>Làm 2-3 lần, mỗi lần 12 nhịp.</w:t>
       </w:r>
     </w:p>
+    <w:bookmarkEnd w:id="0"/>
     <w:p>
       <w:pPr>
         <w:spacing w:after="0"/>
       </w:pPr>
-      <w:bookmarkStart w:id="0" w:name="_GoBack"/>
-      <w:bookmarkEnd w:id="0"/>
     </w:p>
     <w:p>
       <w:r>
